--- a/public/temas/ejercicio-3/ESQUEMA TEMA 13.docx
+++ b/public/temas/ejercicio-3/ESQUEMA TEMA 13.docx
@@ -2146,7 +2146,7 @@
           <w:b/>
           <w:sz w:val="22"/>
         </w:rPr>
-        <w:t>artículo 106 de la Ley 27/2014</w:t>
+        <w:t>art. 106 de la Ley 27/2014</w:t>
       </w:r>
       <w:r>
         <w:rPr>
@@ -2510,7 +2510,7 @@
           <w:rFonts w:ascii="Cambria" w:hAnsi="Cambria" w:cs="Cambria" w:eastAsia="Cambria"/>
           <w:sz w:val="22"/>
         </w:rPr>
-        <w:t>Régimen fiscal del artículo 106</w:t>
+        <w:t>Régimen fiscal del art. 106</w:t>
       </w:r>
     </w:p>
     <w:p>
